--- a/LLDD/word/Jobs/LLDD-BE-Job-11-ConsumeStaCompensate.docx
+++ b/LLDD/word/Jobs/LLDD-BE-Job-11-ConsumeStaCompensate.docx
@@ -1583,7 +1583,16 @@
         <w:t>@Cron</w:t>
       </w:r>
       <w:r>
-        <w:t xml:space="preserve">) · ทุก job ถูกบันทึกลง </w:t>
+        <w:t xml:space="preserve">) — </w:t>
+      </w:r>
+      <w:r>
+        <w:rPr>
+          <w:b/>
+        </w:rPr>
+        <w:t>ยกเว้น job ที่เป็น event-driven (ดูหัวข้อ Config Schema ของ job นั้น) ซึ่งห้ามตั้ง schedule</w:t>
+      </w:r>
+      <w:r>
+        <w:t xml:space="preserve"> · ทุก job ถูกบันทึกลง </w:t>
       </w:r>
       <w:r>
         <w:rPr>
@@ -4957,7 +4966,43 @@
         <w:t>นิยามของ AWS Batch scheduled event</w:t>
       </w:r>
       <w:r>
-        <w:t xml:space="preserve"> ที่ต้องตั้งตอน deploy ไม่ใช่ค่าที่อ่านจาก config file</w:t>
+        <w:t xml:space="preserve"> ที่ต้องตั้งตอน deploy ไม่ใช่ค่าที่อ่านจาก config file · 🔴 </w:t>
+      </w:r>
+      <w:r>
+        <w:rPr>
+          <w:b/>
+        </w:rPr>
+        <w:t>ยกเว้น job นี้</w:t>
+      </w:r>
+      <w:r>
+        <w:t xml:space="preserve"> ซึ่งเป็น </w:t>
+      </w:r>
+      <w:r>
+        <w:rPr>
+          <w:b/>
+        </w:rPr>
+        <w:t>event-driven ไม่มีตารางเวลา</w:t>
+      </w:r>
+      <w:r>
+        <w:t xml:space="preserve"> — </w:t>
+      </w:r>
+      <w:r>
+        <w:rPr>
+          <w:rFonts w:ascii="Courier New" w:hAnsi="Courier New" w:eastAsia="Courier New" w:cs="Tahoma"/>
+        </w:rPr>
+        <w:t>srm-sps-spsap-store-consumer</w:t>
+      </w:r>
+      <w:r>
+        <w:t xml:space="preserve"> เรียก SubmitJob ให้เมื่อมีข้อความเข้าคิว </w:t>
+      </w:r>
+      <w:r>
+        <w:rPr>
+          <w:b/>
+        </w:rPr>
+        <w:t>ห้ามตั้ง AWS Batch scheduled event ให้ job นี้</w:t>
+      </w:r>
+      <w:r>
+        <w:t xml:space="preserve"> เพราะจะรันซ้อนกับ consumer</w:t>
       </w:r>
     </w:p>
     <w:p>
@@ -8420,7 +8465,7 @@
                 <w:rFonts w:ascii="Arial" w:hAnsi="Arial" w:eastAsia="Arial" w:cs="Tahoma"/>
                 <w:sz w:val="18"/>
               </w:rPr>
-              <w:t>ไม่มีตาราง job_run_histories แล้ว · ไฟล์/ACK ดูที่ sgi_interface_transactions</w:t>
+              <w:t>ไม่มีตาราง job_run_histories แล้ว · ผลการรับส่งไฟล์/ข้อความดูที่ sgi_interface_transactions</w:t>
             </w:r>
           </w:p>
         </w:tc>
@@ -9031,16 +9076,34 @@
         <w:t>publishMessage</w:t>
       </w:r>
       <w:r>
-        <w:t xml:space="preserve"> เป็น fire-and-forget ไม่มี publisher confirm/outbox — งานที่ต้องการ </w:t>
+        <w:t xml:space="preserve"> เป็น fire-and-forget </w:t>
       </w:r>
       <w:r>
         <w:rPr>
           <w:b/>
         </w:rPr>
-        <w:t>transactional outbox + ACK</w:t>
+        <w:t>ไม่มี publisher confirm และไม่มี outbox</w:t>
       </w:r>
       <w:r>
-        <w:t xml:space="preserve"> (Job 6) ต้องสร้างกลไกเพิ่ม ไม่ใช่ reuse ตรง ๆ (4) ยังไม่มี entity/ตาราง </w:t>
+        <w:t xml:space="preserve"> — งานที่ต้องการ </w:t>
+      </w:r>
+      <w:r>
+        <w:rPr>
+          <w:b/>
+        </w:rPr>
+        <w:t>transactional outbox + publisher confirm</w:t>
+      </w:r>
+      <w:r>
+        <w:t xml:space="preserve"> (Job 6 · และ </w:t>
+      </w:r>
+      <w:r>
+        <w:rPr>
+          <w:rFonts w:ascii="Courier New" w:hAnsi="Courier New" w:eastAsia="Courier New" w:cs="Tahoma"/>
+        </w:rPr>
+        <w:t>sgi_reflow</w:t>
+      </w:r>
+      <w:r>
+        <w:t xml:space="preserve"> ฝั่ง BE) ต้องสร้างกลไกเพิ่มเอง ไม่ใช่ reuse ได้เลย · ⚠️ ไม่มี ACK ระดับธุรกิจให้รอ (มติ 2026-09-08 ข้อ 2.13) (4) ยังไม่มี entity/ตาราง </w:t>
       </w:r>
       <w:r>
         <w:rPr>
@@ -9813,43 +9876,34 @@
         <w:keepNext w:val="0"/>
       </w:pPr>
       <w:r>
-        <w:t xml:space="preserve">ตารางเวลาของ Job 11 คือ </w:t>
+        <w:t xml:space="preserve">🔴 </w:t>
+      </w:r>
+      <w:r>
+        <w:rPr>
+          <w:b/>
+        </w:rPr>
+        <w:t>Job 11 เป็น event-driven — ไม่มีตารางเวลา และห้ามตั้ง</w:t>
+      </w:r>
+      <w:r>
+        <w:t xml:space="preserve"> · ตัวกระตุ้นคือ </w:t>
       </w:r>
       <w:r>
         <w:rPr>
           <w:rFonts w:ascii="Courier New" w:hAnsi="Courier New" w:eastAsia="Courier New" w:cs="Tahoma"/>
         </w:rPr>
-        <w:t>event-driven</w:t>
+        <w:t>srm-sps-spsap-store-consumer</w:t>
       </w:r>
       <w:r>
-        <w:t xml:space="preserve"> (ไม่มีตารางเวลา — consumer SubmitJob ให้ทุกครั้งที่มีข้อความเข้าคิว (มติ 2026-09-08 · 1 ข้อความ = 1 การรัน)) — ⚠️ </w:t>
+        <w:t xml:space="preserve"> เรียก SubmitJob ทุกครั้งที่มีข้อความเข้าคิว (1 ข้อความ = 1 การรัน · มติ 2026-09-08 ข้อ 2.11) · </w:t>
       </w:r>
       <w:r>
         <w:rPr>
           <w:b/>
         </w:rPr>
-        <w:t>ตัวจริงตั้งที่ AWS Batch scheduled event ไม่ใช่ในโค้ด</w:t>
+        <w:t>ห้ามประกาศ `SGI_JOB11_CRON` และห้ามตั้ง AWS Batch scheduled event ให้ job นี้</w:t>
       </w:r>
       <w:r>
-        <w:t xml:space="preserve"> (repo นี้ไม่มี </w:t>
-      </w:r>
-      <w:r>
-        <w:rPr>
-          <w:rFonts w:ascii="Courier New" w:hAnsi="Courier New" w:eastAsia="Courier New" w:cs="Tahoma"/>
-        </w:rPr>
-        <w:t>@Cron</w:t>
-      </w:r>
-      <w:r>
-        <w:t xml:space="preserve"> เลย) ค่า </w:t>
-      </w:r>
-      <w:r>
-        <w:rPr>
-          <w:rFonts w:ascii="Courier New" w:hAnsi="Courier New" w:eastAsia="Courier New" w:cs="Tahoma"/>
-        </w:rPr>
-        <w:t>SGI_JOB11_CRON</w:t>
-      </w:r>
-      <w:r>
-        <w:t xml:space="preserve"> เก็บไว้เป็นเอกสารประกอบ/ตรวจสอบเท่านั้น · </w:t>
+        <w:t xml:space="preserve"> เพราะจะรันซ้อนกับ consumer แล้วประมวลผลข้อความซ้ำ · </w:t>
       </w:r>
       <w:r>
         <w:rPr>
@@ -9867,7 +9921,7 @@
         <w:t>execute()</w:t>
       </w:r>
       <w:r>
-        <w:t xml:space="preserve"> จบทันทีแบบ SUCCESS พร้อม log เหตุผล (กันกรณี AWS Batch ยังยิงเข้ามา)</w:t>
+        <w:t xml:space="preserve"> จบทันทีแบบ SUCCESS พร้อม log เหตุผล</w:t>
       </w:r>
     </w:p>
     <w:p>
@@ -9901,9 +9955,13 @@
         <w:br/>
         <w:t xml:space="preserve">  enabled: boolean;</w:t>
         <w:br/>
-        <w:t xml:space="preserve">  /** ตารางเวลาของ job นี้ — บันทึกไว้เพื่ออ้างอิงเท่านั้น ตัวจริงตั้งที่ AWS Batch scheduled event */</w:t>
+        <w:t xml:space="preserve">  /** ⚠️ job นี้เป็น event-driven — **ไม่มีและต้องไม่มี** cron/schedule</w:t>
         <w:br/>
-        <w:t xml:space="preserve">  cron: string;</w:t>
+        <w:t xml:space="preserve">   *  ตัวกระตุ้นคือ store-consumer เรียก SubmitJob เมื่อมีข้อความเข้าคิว (1 ข้อความ = 1 การรัน)</w:t>
+        <w:br/>
+        <w:t xml:space="preserve">   *  ห้ามประกาศ SGI_JOB11_CRON หรือตั้ง AWS Batch scheduled event ให้ job นี้</w:t>
+        <w:br/>
+        <w:t xml:space="preserve">   *  เพราะจะรันซ้อนกับ consumer แล้วประมวลผลข้อความซ้ำ */</w:t>
         <w:br/>
         <w:t xml:space="preserve">  /** ตัวกระตุ้น (Trigger) — มติ 2026-09-08 — 1 ข้อความ = 1 การรัน (ไม่ใช่ cron ทุก 10 นาที) · consumer คุม prefetch/ack ให้ */</w:t>
         <w:br/>
@@ -9937,8 +9995,6 @@
         <w:t xml:space="preserve">  // TODO: ยืนยันค่า default ทุกตัวกับ Ops ก่อนขึ้น production (ไม่มีหน้าจอแก้ค่าแล้ว)</w:t>
         <w:br/>
         <w:t xml:space="preserve">  enabled = (process.env.SGI_JOB11_ENABLED ?? 'true') === 'true';</w:t>
-        <w:br/>
-        <w:t xml:space="preserve">  cron = process.env.SGI_JOB11_CRON ?? 'event-driven';</w:t>
         <w:br/>
         <w:t xml:space="preserve">  trigger = process.env.SGI_JOB11_TRIGGER ?? 'ข้อความจาก STA ผ่าน srm-sps-spsap-store-consumer'; // TODO: แก้ผ่าน env/config file แล้ว deploy</w:t>
         <w:br/>
@@ -12133,7 +12189,7 @@
         <w:br/>
         <w:t>-- [W] sgi_interface_transactions : บันทึกขาเข้า direction = IN · กันซ้ำระดับข้อความ</w:t>
         <w:br/>
-        <w:t>-- TODO: บันทึก ACK ระดับ record ของไฟล์ interface (แทน job_run_histories ที่ยกเลิกไปแล้ว)</w:t>
+        <w:t>-- บันทึกผลการรับส่งระดับ record ของ interface (แทน job_run_histories ที่ยกเลิกไปแล้ว)</w:t>
         <w:br/>
         <w:t>INSERT INTO sgi_interface_transactions</w:t>
         <w:br/>

--- a/LLDD/word/Jobs/LLDD-BE-Job-11-ConsumeStaCompensate.docx
+++ b/LLDD/word/Jobs/LLDD-BE-Job-11-ConsumeStaCompensate.docx
@@ -831,56 +831,72 @@
                 <w:b/>
                 <w:sz w:val="18"/>
               </w:rPr>
-              <w:t>ไม่ต่อ RabbitMQ เอง</w:t>
-            </w:r>
-            <w:r>
-              <w:rPr>
-                <w:rFonts w:ascii="Arial" w:hAnsi="Arial" w:eastAsia="Arial" w:cs="Tahoma"/>
-                <w:sz w:val="18"/>
-              </w:rPr>
-              <w:t xml:space="preserve"> (มติ 2026-09-08) — </w:t>
+              <w:t>consume คิว `sta_update_compensate` เองใน `srm-sps-spsap-sop-sgi-batch`</w:t>
+            </w:r>
+            <w:r>
+              <w:rPr>
+                <w:rFonts w:ascii="Arial" w:hAnsi="Arial" w:eastAsia="Arial" w:cs="Tahoma"/>
+                <w:sz w:val="18"/>
+              </w:rPr>
+              <w:t xml:space="preserve"> (มติ 2026-09-12 — ตัด repo </w:t>
             </w:r>
             <w:r>
               <w:rPr>
                 <w:rFonts w:ascii="Courier New" w:hAnsi="Courier New" w:eastAsia="Courier New" w:cs="Tahoma"/>
                 <w:sz w:val="18"/>
               </w:rPr>
-              <w:t>srm-sps-spsap-store-consumer</w:t>
-            </w:r>
-            <w:r>
-              <w:rPr>
-                <w:rFonts w:ascii="Arial" w:hAnsi="Arial" w:eastAsia="Arial" w:cs="Tahoma"/>
-                <w:sz w:val="18"/>
-              </w:rPr>
-              <w:t xml:space="preserve"> เป็นผู้ consume คิว </w:t>
+              <w:t>store-consumer</w:t>
+            </w:r>
+            <w:r>
+              <w:rPr>
+                <w:rFonts w:ascii="Arial" w:hAnsi="Arial" w:eastAsia="Arial" w:cs="Tahoma"/>
+                <w:sz w:val="18"/>
+              </w:rPr>
+              <w:t xml:space="preserve"> ออกจากขอบเขต) · job รับผิดชอบทั้ง </w:t>
+            </w:r>
+            <w:r>
+              <w:rPr>
+                <w:rFonts w:ascii="Arial" w:hAnsi="Arial" w:eastAsia="Arial" w:cs="Tahoma"/>
+                <w:b/>
+                <w:sz w:val="18"/>
+              </w:rPr>
+              <w:t>bind คิว · ack/nack · DLQ · retry</w:t>
+            </w:r>
+            <w:r>
+              <w:rPr>
+                <w:rFonts w:ascii="Arial" w:hAnsi="Arial" w:eastAsia="Arial" w:cs="Tahoma"/>
+                <w:sz w:val="18"/>
+              </w:rPr>
+              <w:t xml:space="preserve"> และ </w:t>
+            </w:r>
+            <w:r>
+              <w:rPr>
+                <w:rFonts w:ascii="Arial" w:hAnsi="Arial" w:eastAsia="Arial" w:cs="Tahoma"/>
+                <w:b/>
+                <w:sz w:val="18"/>
+              </w:rPr>
+              <w:t>อัปเดตยอดเงินประกันรายได้ของงวดที่ระบุ</w:t>
+            </w:r>
+            <w:r>
+              <w:rPr>
+                <w:rFonts w:ascii="Arial" w:hAnsi="Arial" w:eastAsia="Arial" w:cs="Tahoma"/>
+                <w:sz w:val="18"/>
+              </w:rPr>
+              <w:t xml:space="preserve"> · ⚠️ repo ปลายทางมีแต่ </w:t>
             </w:r>
             <w:r>
               <w:rPr>
                 <w:rFonts w:ascii="Courier New" w:hAnsi="Courier New" w:eastAsia="Courier New" w:cs="Tahoma"/>
                 <w:sz w:val="18"/>
               </w:rPr>
-              <w:t>sta_update_compensate</w:t>
-            </w:r>
-            <w:r>
-              <w:rPr>
-                <w:rFonts w:ascii="Arial" w:hAnsi="Arial" w:eastAsia="Arial" w:cs="Tahoma"/>
-                <w:sz w:val="18"/>
-              </w:rPr>
-              <w:t xml:space="preserve"> แล้ว SubmitJob มาที่ job นี้พร้อม </w:t>
-            </w:r>
-            <w:r>
-              <w:rPr>
-                <w:rFonts w:ascii="Courier New" w:hAnsi="Courier New" w:eastAsia="Courier New" w:cs="Tahoma"/>
-                <w:sz w:val="18"/>
-              </w:rPr>
-              <w:t>INPUT</w:t>
-            </w:r>
-            <w:r>
-              <w:rPr>
-                <w:rFonts w:ascii="Arial" w:hAnsi="Arial" w:eastAsia="Arial" w:cs="Tahoma"/>
-                <w:sz w:val="18"/>
-              </w:rPr>
-              <w:t xml:space="preserve"> = ข้อความทั้ง envelope · job มีหน้าที่ </w:t>
+              <w:t>publishMessage</w:t>
+            </w:r>
+            <w:r>
+              <w:rPr>
+                <w:rFonts w:ascii="Arial" w:hAnsi="Arial" w:eastAsia="Arial" w:cs="Tahoma"/>
+                <w:sz w:val="18"/>
+              </w:rPr>
+              <w:t xml:space="preserve"> </w:t>
             </w:r>
             <w:r>
               <w:rPr>
@@ -888,14 +904,14 @@
                 <w:b/>
                 <w:sz w:val="18"/>
               </w:rPr>
-              <w:t>อัปเดตยอดเงินประกันรายได้ของงวดที่ระบุ</w:t>
-            </w:r>
-            <w:r>
-              <w:rPr>
-                <w:rFonts w:ascii="Arial" w:hAnsi="Arial" w:eastAsia="Arial" w:cs="Tahoma"/>
-                <w:sz w:val="18"/>
-              </w:rPr>
-              <w:t xml:space="preserve"> อย่างเดียว — ปิดช่องว่างที่สเปก STA บังคับให้ SGI consume แต่ยังไม่มีเอกสารรองรับ (มติ 2026-09-02)</w:t>
+              <w:t>ยังไม่มี consumer</w:t>
+            </w:r>
+            <w:r>
+              <w:rPr>
+                <w:rFonts w:ascii="Arial" w:hAnsi="Arial" w:eastAsia="Arial" w:cs="Tahoma"/>
+                <w:sz w:val="18"/>
+              </w:rPr>
+              <w:t xml:space="preserve"> ต้องสร้างใหม่ — ปิดช่องว่างที่สเปก STA บังคับให้ SGI consume แต่ยังไม่มีเอกสารรองรับ (มติ 2026-09-02)</w:t>
             </w:r>
           </w:p>
         </w:tc>
@@ -1970,7 +1986,7 @@
                 <w:rFonts w:ascii="Arial" w:hAnsi="Arial" w:eastAsia="Arial" w:cs="Tahoma"/>
                 <w:sz w:val="18"/>
               </w:rPr>
-              <w:t>ข้อความจาก STA ผ่าน srm-sps-spsap-store-consumer</w:t>
+              <w:t>ข้อความจาก STA ผ่าน RabbitMQ (job consume เอง)</w:t>
             </w:r>
           </w:p>
         </w:tc>
@@ -2020,7 +2036,7 @@
                 <w:rFonts w:ascii="Arial" w:hAnsi="Arial" w:eastAsia="Arial" w:cs="Tahoma"/>
                 <w:sz w:val="18"/>
               </w:rPr>
-              <w:t>มติ 2026-09-08 — 1 ข้อความ = 1 การรัน (ไม่ใช่ cron ทุก 10 นาที) · consumer คุม prefetch/ack ให้</w:t>
+              <w:t>มติ 2026-09-12 — job bind คิวเองใน sop-sgi-batch · 1 ข้อความ = 1 หน่วยงาน (ไม่ใช่ cron) · job คุม prefetch/ack เอง</w:t>
             </w:r>
           </w:p>
         </w:tc>
@@ -2126,14 +2142,14 @@
                 <w:b/>
                 <w:sz w:val="18"/>
               </w:rPr>
-              <w:t>consumer เป็นผู้ bind/consume คิวนี้ ไม่ใช่ job</w:t>
-            </w:r>
-            <w:r>
-              <w:rPr>
-                <w:rFonts w:ascii="Arial" w:hAnsi="Arial" w:eastAsia="Arial" w:cs="Tahoma"/>
-                <w:sz w:val="18"/>
-              </w:rPr>
-              <w:t xml:space="preserve"> — ระบุไว้เพื่ออ้างอิง · ชื่อ queue/routing key ต้อง confirm กับทีม STA</w:t>
+              <w:t>job เป็นผู้ bind/consume คิวนี้เอง</w:t>
+            </w:r>
+            <w:r>
+              <w:rPr>
+                <w:rFonts w:ascii="Arial" w:hAnsi="Arial" w:eastAsia="Arial" w:cs="Tahoma"/>
+                <w:sz w:val="18"/>
+              </w:rPr>
+              <w:t xml:space="preserve"> (มติ 2026-09-12) · ชื่อ queue/routing key ต้อง confirm กับทีม STA</w:t>
             </w:r>
           </w:p>
         </w:tc>
@@ -2341,17 +2357,24 @@
             <w:r>
               <w:rPr>
                 <w:rFonts w:ascii="Arial" w:hAnsi="Arial" w:eastAsia="Arial" w:cs="Tahoma"/>
+                <w:sz w:val="18"/>
+              </w:rPr>
+              <w:t xml:space="preserve">🔴 </w:t>
+            </w:r>
+            <w:r>
+              <w:rPr>
+                <w:rFonts w:ascii="Arial" w:hAnsi="Arial" w:eastAsia="Arial" w:cs="Tahoma"/>
                 <w:b/>
                 <w:sz w:val="18"/>
               </w:rPr>
-              <w:t>เป็นหน้าที่ของ consumer ไม่ใช่ job</w:t>
-            </w:r>
-            <w:r>
-              <w:rPr>
-                <w:rFonts w:ascii="Arial" w:hAnsi="Arial" w:eastAsia="Arial" w:cs="Tahoma"/>
-                <w:sz w:val="18"/>
-              </w:rPr>
-              <w:t xml:space="preserve"> — ⚠️ ทั้ง DLQ และ retry ยังไม่มีในโค้ด consumer (ข้อ C1/C2) ต้องผลักให้ทีมนั้นเพิ่มก่อน UAT</w:t>
+              <w:t>เป็นหน้าที่ของ job นี้เอง</w:t>
+            </w:r>
+            <w:r>
+              <w:rPr>
+                <w:rFonts w:ascii="Arial" w:hAnsi="Arial" w:eastAsia="Arial" w:cs="Tahoma"/>
+                <w:sz w:val="18"/>
+              </w:rPr>
+              <w:t xml:space="preserve"> (มติ 2026-09-12) — repo ปลายทางยังไม่มีทั้ง consumer · DLQ · retry policy ต้องสร้างใหม่ทั้งชุด</w:t>
             </w:r>
           </w:p>
         </w:tc>
@@ -2476,23 +2499,16 @@
             </w:r>
             <w:r>
               <w:rPr>
+                <w:rFonts w:ascii="Arial" w:hAnsi="Arial" w:eastAsia="Arial" w:cs="Tahoma"/>
+                <w:sz w:val="18"/>
+              </w:rPr>
+              <w:t xml:space="preserve">envelope ของข้อความ </w:t>
+            </w:r>
+            <w:r>
+              <w:rPr>
                 <w:rFonts w:ascii="Courier New" w:hAnsi="Courier New" w:eastAsia="Courier New" w:cs="Tahoma"/>
                 <w:sz w:val="18"/>
               </w:rPr>
-              <w:t>INPUT</w:t>
-            </w:r>
-            <w:r>
-              <w:rPr>
-                <w:rFonts w:ascii="Arial" w:hAnsi="Arial" w:eastAsia="Arial" w:cs="Tahoma"/>
-                <w:sz w:val="18"/>
-              </w:rPr>
-              <w:t xml:space="preserve"> = envelope ของข้อความ </w:t>
-            </w:r>
-            <w:r>
-              <w:rPr>
-                <w:rFonts w:ascii="Courier New" w:hAnsi="Courier New" w:eastAsia="Courier New" w:cs="Tahoma"/>
-                <w:sz w:val="18"/>
-              </w:rPr>
               <w:t>sta_update_compensate</w:t>
             </w:r>
             <w:r>
@@ -2508,14 +2524,14 @@
                 <w:b/>
                 <w:sz w:val="18"/>
               </w:rPr>
-              <w:t>`srm-sps-spsap-store-consumer` ส่งต่อมา</w:t>
-            </w:r>
-            <w:r>
-              <w:rPr>
-                <w:rFonts w:ascii="Arial" w:hAnsi="Arial" w:eastAsia="Arial" w:cs="Tahoma"/>
-                <w:sz w:val="18"/>
-              </w:rPr>
-              <w:t xml:space="preserve"> (consumer เป็นผู้ bind คิวบน exchange </w:t>
+              <w:t>job consume เองจากคิว</w:t>
+            </w:r>
+            <w:r>
+              <w:rPr>
+                <w:rFonts w:ascii="Arial" w:hAnsi="Arial" w:eastAsia="Arial" w:cs="Tahoma"/>
+                <w:sz w:val="18"/>
+              </w:rPr>
+              <w:t xml:space="preserve"> (มติ 2026-09-12 · job เป็นผู้ bind คิวบน exchange </w:t>
             </w:r>
             <w:r>
               <w:rPr>
@@ -3473,23 +3489,16 @@
             </w:r>
             <w:r>
               <w:rPr>
+                <w:rFonts w:ascii="Arial" w:hAnsi="Arial" w:eastAsia="Arial" w:cs="Tahoma"/>
+                <w:sz w:val="18"/>
+              </w:rPr>
+              <w:t xml:space="preserve">envelope ของข้อความ </w:t>
+            </w:r>
+            <w:r>
+              <w:rPr>
                 <w:rFonts w:ascii="Courier New" w:hAnsi="Courier New" w:eastAsia="Courier New" w:cs="Tahoma"/>
                 <w:sz w:val="18"/>
               </w:rPr>
-              <w:t>INPUT</w:t>
-            </w:r>
-            <w:r>
-              <w:rPr>
-                <w:rFonts w:ascii="Arial" w:hAnsi="Arial" w:eastAsia="Arial" w:cs="Tahoma"/>
-                <w:sz w:val="18"/>
-              </w:rPr>
-              <w:t xml:space="preserve"> = envelope ของข้อความ </w:t>
-            </w:r>
-            <w:r>
-              <w:rPr>
-                <w:rFonts w:ascii="Courier New" w:hAnsi="Courier New" w:eastAsia="Courier New" w:cs="Tahoma"/>
-                <w:sz w:val="18"/>
-              </w:rPr>
               <w:t>sta_update_compensate</w:t>
             </w:r>
             <w:r>
@@ -3505,14 +3514,14 @@
                 <w:b/>
                 <w:sz w:val="18"/>
               </w:rPr>
-              <w:t>`srm-sps-spsap-store-consumer` ส่งต่อมา</w:t>
-            </w:r>
-            <w:r>
-              <w:rPr>
-                <w:rFonts w:ascii="Arial" w:hAnsi="Arial" w:eastAsia="Arial" w:cs="Tahoma"/>
-                <w:sz w:val="18"/>
-              </w:rPr>
-              <w:t xml:space="preserve"> (consumer เป็นผู้ bind คิวบน exchange </w:t>
+              <w:t>job consume เองจากคิว</w:t>
+            </w:r>
+            <w:r>
+              <w:rPr>
+                <w:rFonts w:ascii="Arial" w:hAnsi="Arial" w:eastAsia="Arial" w:cs="Tahoma"/>
+                <w:sz w:val="18"/>
+              </w:rPr>
+              <w:t xml:space="preserve"> (มติ 2026-09-12 · job เป็นผู้ bind คิวบน exchange </w:t>
             </w:r>
             <w:r>
               <w:rPr>
@@ -4056,7 +4065,25 @@
     <w:p/>
     <w:p>
       <w:r>
-        <w:t>Line ranges refer to the legacy Java implementation under /Users/bank_mac/gosoft/java/SBP/fcsJar. Use these ranges to preserve business behavior while implementing the target Node job.</w:t>
+        <w:t xml:space="preserve">Line ranges refer to the legacy Java implementation under </w:t>
+      </w:r>
+      <w:r>
+        <w:rPr>
+          <w:rFonts w:ascii="Courier New" w:hAnsi="Courier New" w:eastAsia="Courier New" w:cs="Tahoma"/>
+        </w:rPr>
+        <w:t>batchjob/fcsJar/</w:t>
+      </w:r>
+      <w:r>
+        <w:t xml:space="preserve"> (path นับจากราก </w:t>
+      </w:r>
+      <w:r>
+        <w:rPr>
+          <w:rFonts w:ascii="Courier New" w:hAnsi="Courier New" w:eastAsia="Courier New" w:cs="Tahoma"/>
+        </w:rPr>
+        <w:t>sbp-prototype/</w:t>
+      </w:r>
+      <w:r>
+        <w:t>). Use these ranges to preserve business behavior while implementing the target Node job.</w:t>
       </w:r>
     </w:p>
     <w:p>
@@ -4984,16 +5011,7 @@
         <w:t>event-driven ไม่มีตารางเวลา</w:t>
       </w:r>
       <w:r>
-        <w:t xml:space="preserve"> — </w:t>
-      </w:r>
-      <w:r>
-        <w:rPr>
-          <w:rFonts w:ascii="Courier New" w:hAnsi="Courier New" w:eastAsia="Courier New" w:cs="Tahoma"/>
-        </w:rPr>
-        <w:t>srm-sps-spsap-store-consumer</w:t>
-      </w:r>
-      <w:r>
-        <w:t xml:space="preserve"> เรียก SubmitJob ให้เมื่อมีข้อความเข้าคิว </w:t>
+        <w:t xml:space="preserve"> — job bind คิวเองแล้วทำงานทุกครั้งที่มีข้อความเข้า </w:t>
       </w:r>
       <w:r>
         <w:rPr>
@@ -5314,21 +5332,7 @@
                 <w:rFonts w:ascii="Arial" w:hAnsi="Arial" w:eastAsia="Arial" w:cs="Tahoma"/>
                 <w:sz w:val="18"/>
               </w:rPr>
-              <w:t xml:space="preserve"> — envelope ที่ </w:t>
-            </w:r>
-            <w:r>
-              <w:rPr>
-                <w:rFonts w:ascii="Courier New" w:hAnsi="Courier New" w:eastAsia="Courier New" w:cs="Tahoma"/>
-                <w:sz w:val="18"/>
-              </w:rPr>
-              <w:t>store-consumer</w:t>
-            </w:r>
-            <w:r>
-              <w:rPr>
-                <w:rFonts w:ascii="Arial" w:hAnsi="Arial" w:eastAsia="Arial" w:cs="Tahoma"/>
-                <w:sz w:val="18"/>
-              </w:rPr>
-              <w:t xml:space="preserve"> ส่งต่อมาทั้งก้อน</w:t>
+              <w:t xml:space="preserve"> — envelope ที่ job อ่านจากคิวเอง</w:t>
             </w:r>
           </w:p>
         </w:tc>
@@ -6314,28 +6318,19 @@
         <w:rPr>
           <w:b/>
         </w:rPr>
-        <w:t>มติ 2026-09-08 — job นี้ไม่ต่อ RabbitMQ เอง</w:t>
+        <w:t>มติ 2026-09-12 — job นี้ consume คิวเอง</w:t>
       </w:r>
       <w:r>
-        <w:t xml:space="preserve"> · </w:t>
+        <w:t xml:space="preserve"> · bind คิวใน </w:t>
       </w:r>
       <w:r>
         <w:rPr>
           <w:rFonts w:ascii="Courier New" w:hAnsi="Courier New" w:eastAsia="Courier New" w:cs="Tahoma"/>
         </w:rPr>
-        <w:t>srm-sps-spsap-store-consumer</w:t>
+        <w:t>srm-sps-spsap-sop-sgi-batch</w:t>
       </w:r>
       <w:r>
-        <w:t xml:space="preserve"> เป็นผู้ consume คิวแล้ว </w:t>
-      </w:r>
-      <w:r>
-        <w:rPr>
-          <w:rFonts w:ascii="Courier New" w:hAnsi="Courier New" w:eastAsia="Courier New" w:cs="Tahoma"/>
-        </w:rPr>
-        <w:t>SubmitJob</w:t>
-      </w:r>
-      <w:r>
-        <w:t xml:space="preserve"> มาที่ job นี้พร้อม </w:t>
+        <w:t xml:space="preserve"> แล้วคุม ack/nack/DLQ เอง มาที่ job นี้พร้อม </w:t>
       </w:r>
       <w:r>
         <w:rPr>
@@ -6398,25 +6393,25 @@
         <w:t>ไม่ใช้แล้ว</w:t>
       </w:r>
       <w:r>
-        <w:t xml:space="preserve"> — prefetch, ack/nack และ DLQ เป็นหน้าที่ของ consumer (ดู </w:t>
+        <w:t xml:space="preserve"> — prefetch, ack/nack และ DLQ เป็นหน้าที่ของ consumer 🔴 </w:t>
+      </w:r>
+      <w:r>
+        <w:rPr>
+          <w:b/>
+        </w:rPr>
+        <w:t>repo ปลายทางมีแต่ `publishMessage` ยังไม่มี consumer · DLQ · retry policy — ต้องสร้างใหม่ทั้งชุด</w:t>
+      </w:r>
+      <w:r>
+        <w:t xml:space="preserve"> (ดู </w:t>
       </w:r>
       <w:r>
         <w:rPr>
           <w:rFonts w:ascii="Courier New" w:hAnsi="Courier New" w:eastAsia="Courier New" w:cs="Tahoma"/>
         </w:rPr>
-        <w:t>srm sps spsap store consumer</w:t>
+        <w:t>srm sps spsap sop sgi batch</w:t>
       </w:r>
       <w:r>
-        <w:t xml:space="preserve"> ข้อ C1/C2 — ทั้ง DLQ และ retry </w:t>
-      </w:r>
-      <w:r>
-        <w:rPr>
-          <w:b/>
-        </w:rPr>
-        <w:t>ยังไม่มีในโค้ดของ consumer</w:t>
-      </w:r>
-      <w:r>
-        <w:t xml:space="preserve"> ต้องผลักให้ทีมนั้นเพิ่มก่อน UAT)</w:t>
+        <w:t xml:space="preserve"> ข้อ 4)</w:t>
       </w:r>
     </w:p>
     <w:p>
@@ -9559,7 +9554,7 @@
                 <w:b/>
                 <w:sz w:val="18"/>
               </w:rPr>
-              <w:t>เพิ่ม `case 'sgi-job-11-consume-sta-compensate':`</w:t>
+              <w:t>เพิ่ม `case 'sgi-consume-sta-compensate':`</w:t>
             </w:r>
             <w:r>
               <w:rPr>
@@ -9776,7 +9771,7 @@
         <w:pageBreakBefore w:val="0"/>
       </w:pPr>
       <w:r>
-        <w:t>การลงทะเบียนใน `src/main.ts` (job `sgi-job-11-consume-sta-compensate`)</w:t>
+        <w:t>การลงทะเบียนใน `src/main.ts` (job `sgi-consume-sta-compensate`)</w:t>
       </w:r>
     </w:p>
     <w:p>
@@ -9791,7 +9786,7 @@
         </w:rPr>
         <w:t>// src/main.ts — เพิ่มเคสนี้ในสวิตช์เดิม (เรียงต่อจาก job ของ SGI ตัวก่อนหน้า)</w:t>
         <w:br/>
-        <w:t xml:space="preserve">      case 'sgi-job-11-consume-sta-compensate': {</w:t>
+        <w:t xml:space="preserve">      case 'sgi-consume-sta-compensate': {</w:t>
         <w:br/>
         <w:t xml:space="preserve">        const { ConsumeStaCompensateService } = await import('./modules/sgi/job-11-consume-sta-compensate.service');</w:t>
         <w:br/>
@@ -9818,7 +9813,7 @@
         <w:rPr>
           <w:rFonts w:ascii="Courier New" w:hAnsi="Courier New" w:eastAsia="Courier New" w:cs="Tahoma"/>
         </w:rPr>
-        <w:t>StatementService.logInterfest('sgi-job-11-consume-sta-compensate', input)</w:t>
+        <w:t>StatementService.logInterfest('sgi-consume-sta-compensate', input)</w:t>
       </w:r>
       <w:r>
         <w:t xml:space="preserve"> ให้อยู่แล้วก่อนเข้าสวิตช์ → </w:t>
@@ -9885,16 +9880,7 @@
         <w:t>Job 11 เป็น event-driven — ไม่มีตารางเวลา และห้ามตั้ง</w:t>
       </w:r>
       <w:r>
-        <w:t xml:space="preserve"> · ตัวกระตุ้นคือ </w:t>
-      </w:r>
-      <w:r>
-        <w:rPr>
-          <w:rFonts w:ascii="Courier New" w:hAnsi="Courier New" w:eastAsia="Courier New" w:cs="Tahoma"/>
-        </w:rPr>
-        <w:t>srm-sps-spsap-store-consumer</w:t>
-      </w:r>
-      <w:r>
-        <w:t xml:space="preserve"> เรียก SubmitJob ทุกครั้งที่มีข้อความเข้าคิว (1 ข้อความ = 1 การรัน · มติ 2026-09-08 ข้อ 2.11) · </w:t>
+        <w:t xml:space="preserve"> · ตัวกระตุ้นคือข้อความในคิว RabbitMQ ที่ job นี้ bind/consume เอง (1 ข้อความ = 1 การรัน · มติ 2026-09-08 ข้อ 2.11) · </w:t>
       </w:r>
       <w:r>
         <w:rPr>
@@ -9957,17 +9943,17 @@
         <w:br/>
         <w:t xml:space="preserve">  /** ⚠️ job นี้เป็น event-driven — **ไม่มีและต้องไม่มี** cron/schedule</w:t>
         <w:br/>
-        <w:t xml:space="preserve">   *  ตัวกระตุ้นคือ store-consumer เรียก SubmitJob เมื่อมีข้อความเข้าคิว (1 ข้อความ = 1 การรัน)</w:t>
+        <w:t xml:space="preserve">   *  ตัวกระตุ้นคือข้อความในคิว RabbitMQ ที่ job นี้ bind เอง (1 ข้อความ = 1 หน่วยงาน · มติ 2026-09-12)</w:t>
         <w:br/>
         <w:t xml:space="preserve">   *  ห้ามประกาศ SGI_JOB11_CRON หรือตั้ง AWS Batch scheduled event ให้ job นี้</w:t>
         <w:br/>
         <w:t xml:space="preserve">   *  เพราะจะรันซ้อนกับ consumer แล้วประมวลผลข้อความซ้ำ */</w:t>
         <w:br/>
-        <w:t xml:space="preserve">  /** ตัวกระตุ้น (Trigger) — มติ 2026-09-08 — 1 ข้อความ = 1 การรัน (ไม่ใช่ cron ทุก 10 นาที) · consumer คุม prefetch/ack ให้ */</w:t>
+        <w:t xml:space="preserve">  /** ตัวกระตุ้น (Trigger) — มติ 2026-09-12 — job bind คิวเองใน sop-sgi-batch · 1 ข้อความ = 1 หน่วยงาน (ไม่ใช่ cron) · job คุม prefetch/ack เอง */</w:t>
         <w:br/>
         <w:t xml:space="preserve">  trigger: string;</w:t>
         <w:br/>
-        <w:t xml:space="preserve">  /** Queue — **consumer เป็นผู้ bind/consume คิวนี้ ไม่ใช่ job** — ระบุไว้เพื่ออ้างอิง · ชื่อ queue/routing key ต้อง confirm กับทีม STA */</w:t>
+        <w:t xml:space="preserve">  /** Queue — **job เป็นผู้ bind/consume คิวนี้เอง** (มติ 2026-09-12) · ชื่อ queue/routing key ต้อง confirm กับทีม STA */</w:t>
         <w:br/>
         <w:t xml:space="preserve">  queue: string;</w:t>
         <w:br/>
@@ -9975,7 +9961,7 @@
         <w:br/>
         <w:t xml:space="preserve">  dataName: string;</w:t>
         <w:br/>
-        <w:t xml:space="preserve">  /** DLQ — **เป็นหน้าที่ของ consumer ไม่ใช่ job** — ⚠️ ทั้ง DLQ และ retry ยังไม่มีในโค้ด consumer (ข้อ C1/C2) ต้องผลักให้ทีมนั้นเพิ่มก่อน UAT */</w:t>
+        <w:t xml:space="preserve">  /** DLQ — 🔴 **เป็นหน้าที่ของ job นี้เอง** (มติ 2026-09-12) — repo ปลายทางยังไม่มีทั้ง consumer · DLQ · retry policy ต้องสร้างใหม่ทั้งชุด */</w:t>
         <w:br/>
         <w:t xml:space="preserve">  dlq: string;</w:t>
         <w:br/>
@@ -9996,13 +9982,13 @@
         <w:br/>
         <w:t xml:space="preserve">  enabled = (process.env.SGI_JOB11_ENABLED ?? 'true') === 'true';</w:t>
         <w:br/>
-        <w:t xml:space="preserve">  trigger = process.env.SGI_JOB11_TRIGGER ?? 'ข้อความจาก STA ผ่าน srm-sps-spsap-store-consumer'; // TODO: แก้ผ่าน env/config file แล้ว deploy</w:t>
+        <w:t xml:space="preserve">  trigger = process.env.SGI_JOB11_TRIGGER ?? 'ข้อความจาก STA ผ่าน RabbitMQ (job consume เอง)'; // TODO: แก้ผ่าน env/config file แล้ว deploy</w:t>
         <w:br/>
         <w:t xml:space="preserve">  queue = process.env.SGI_JOB11_QUEUE ?? 'srm.sgi.sta-update-compensate.queue'; // TODO: ค่าคงที่ทางธุรกิจ — เปลี่ยนต้องผ่านการอนุมัติ</w:t>
         <w:br/>
         <w:t xml:space="preserve">  dataName = process.env.SGI_JOB11_DATA_NAME ?? 'sta_update_compensate'; // TODO: ค่าคงที่ทางธุรกิจ — เปลี่ยนต้องผ่านการอนุมัติ</w:t>
         <w:br/>
-        <w:t xml:space="preserve">  dlq = process.env.SGI_JOB11_DLQ ?? 'srm.sgi.sta-update-compensate.dlq'; // TODO: ทั้ง DLQ และ retry ยังไม่มีในโค้ด consumer (ข้อ C1/C2) ต้องผลักให้ทีมนั้นเพิ่มก่อน UAT (⚠️)</w:t>
+        <w:t xml:space="preserve">  dlq = process.env.SGI_JOB11_DLQ ?? 'srm.sgi.sta-update-compensate.dlq'; // TODO: ค่าคงที่ทางธุรกิจ — เปลี่ยนต้องผ่านการอนุมัติ</w:t>
         <w:br/>
         <w:t xml:space="preserve">  mailTo = process.env.SGI_JOB11_MAIL_TO ?? ''; // TODO: ผู้รับอีเมลแจ้ง error คั่นด้วย comma (เดิม: -)</w:t>
         <w:br/>
@@ -10207,11 +10193,11 @@
         <w:t xml:space="preserve">  }</w:t>
         <w:br/>
         <w:br/>
-        <w:t xml:space="preserve">  // รับ INPUT = envelope ที่ store-consumer ส่งมา (ไม่ต่อ RabbitMQ เอง · มติ 2026-09-08)</w:t>
+        <w:t xml:space="preserve">  // consume ข้อความจากคิว sta_update_compensate เอง (มติ 2026-09-12)</w:t>
         <w:br/>
-        <w:t xml:space="preserve">  async step02Publish(state: JobState, manager?: EntityManager): Promise&lt;void&gt; {</w:t>
+        <w:t xml:space="preserve">  async step02Update(state: JobState, manager?: EntityManager): Promise&lt;void&gt; {</w:t>
         <w:br/>
-        <w:t xml:space="preserve">    throw new Error('step02Publish: ยังไม่ได้ implement — ดู SQL ที่หัวข้อ Repository / SQL และกติกาที่หัวข้อเงื่อนไขตัดสิน');</w:t>
+        <w:t xml:space="preserve">    throw new Error('step02Update: ยังไม่ได้ implement — ดู SQL ที่หัวข้อ Repository / SQL และกติกาที่หัวข้อเงื่อนไขตัดสิน');</w:t>
         <w:br/>
         <w:t xml:space="preserve">  }</w:t>
         <w:br/>
@@ -10254,7 +10240,7 @@
         <w:t xml:space="preserve">  }</w:t>
         <w:br/>
         <w:br/>
-        <w:t xml:space="preserve">  // จบงาน — exit code บอกผลให้ AWS Batch (ack/nack เป็นหน้าที่ของ consumer)</w:t>
+        <w:t xml:space="preserve">  // commit สำเร็จ = ack · ล้มเหลว = nack + requeue หรือส่งเข้า DLQ</w:t>
         <w:br/>
         <w:t xml:space="preserve">  async step07Commit(state: JobState, manager?: EntityManager): Promise&lt;void&gt; {</w:t>
         <w:br/>
@@ -10628,7 +10614,7 @@
                 <w:rFonts w:ascii="Arial" w:hAnsi="Arial" w:eastAsia="Arial" w:cs="Tahoma"/>
                 <w:sz w:val="18"/>
               </w:rPr>
-              <w:t>รับ INPUT = envelope ที่ store-consumer ส่งมา (ไม่ต่อ RabbitMQ เอง · มติ 2026-09-08)</w:t>
+              <w:t>consume ข้อความจากคิว sta_update_compensate เอง (มติ 2026-09-12)</w:t>
             </w:r>
           </w:p>
         </w:tc>
@@ -10653,7 +10639,7 @@
                 <w:rFonts w:ascii="Arial" w:hAnsi="Arial" w:eastAsia="Arial" w:cs="Tahoma"/>
                 <w:sz w:val="18"/>
               </w:rPr>
-              <w:t>step02Publish()</w:t>
+              <w:t>step02Update()</w:t>
             </w:r>
           </w:p>
         </w:tc>
@@ -11278,7 +11264,7 @@
                 <w:rFonts w:ascii="Arial" w:hAnsi="Arial" w:eastAsia="Arial" w:cs="Tahoma"/>
                 <w:sz w:val="18"/>
               </w:rPr>
-              <w:t>จบงาน — exit code บอกผลให้ AWS Batch (ack/nack เป็นหน้าที่ของ consumer)</w:t>
+              <w:t>commit สำเร็จ = ack · ล้มเหลว = nack + requeue หรือส่งเข้า DLQ</w:t>
             </w:r>
           </w:p>
         </w:tc>
@@ -11512,43 +11498,47 @@
         <w:br/>
         <w:t xml:space="preserve">    const startedAt = Date.now();</w:t>
         <w:br/>
-        <w:t xml:space="preserve">    // TODO: state ถือ counter (read/written/skipped/rejected) และค่าจาก job11Config</w:t>
+        <w:t xml:space="preserve">    // TODO: state ถือ candidates ที่อ่านมา + counter (read/written/skipped/rejected/marked)</w:t>
+        <w:br/>
+        <w:t xml:space="preserve">    //       และค่าจาก job11Config — ทุก counter ต้องถูกอัปเดตจาก record จริง ไม่ใช่ค่าคงที่</w:t>
         <w:br/>
         <w:t xml:space="preserve">    const state = this.service.createState(ctx);</w:t>
         <w:br/>
         <w:t xml:space="preserve">    try {</w:t>
         <w:br/>
-        <w:t xml:space="preserve">      // ขั้นที่ 2: รับ INPUT = envelope ที่ store-consumer ส่งมา (ไม่ต่อ RabbitMQ เอง · มติ 2026-09-08) · TODO: exchange sgi.interface</w:t>
-        <w:br/>
-        <w:t xml:space="preserve">      await this.service.step02Publish(state);</w:t>
-        <w:br/>
-        <w:t xml:space="preserve">      // ขั้นที่ 3 (decision): dataName ตรง sta_update_compensate ไหม? · TODO: คิวว่าง = จบแบบ SUCCESS</w:t>
-        <w:br/>
-        <w:t xml:space="preserve">      const ok03 = await this.service.check03Update(state);</w:t>
-        <w:br/>
-        <w:t xml:space="preserve">      if (!ok03) { // NO → จบการทำงาน</w:t>
-        <w:br/>
-        <w:t xml:space="preserve">        return this.summarize(state, 'SKIPPED', startedAt);</w:t>
-        <w:br/>
-        <w:t xml:space="preserve">      }</w:t>
-        <w:br/>
-        <w:t xml:space="preserve">      // ขั้นที่ 4: ตรวจ envelope: dataType/dataName/sender/sentAt + schema ของ dataMessage · TODO: ผิดรูป = เข้า DLQ</w:t>
-        <w:br/>
-        <w:t xml:space="preserve">      await this.service.step04Validate(state);</w:t>
-        <w:br/>
-        <w:t xml:space="preserve">      // ขั้นที่ 5: กันซ้ำด้วย sgi_interface_transactions (direction IN) · TODO: business_key + period_key เดิม = ack ทิ้ง</w:t>
-        <w:br/>
-        <w:t xml:space="preserve">      await this.service.step05Process(state);</w:t>
-        <w:br/>
         <w:t xml:space="preserve">      // === transaction boundary === TODO: ยืนยันขอบเขต transaction กับ BA</w:t>
         <w:br/>
         <w:t xml:space="preserve">      await this.dataSource.transaction(async (manager: EntityManager) =&gt; {</w:t>
+        <w:br/>
+        <w:t xml:space="preserve">        // ขั้นที่ 2: consume ข้อความจากคิว sta_update_compensate เอง (มติ 2026-09-12) · TODO: exchange sgi.interface · job คุม prefetch/ack/nack เอง</w:t>
+        <w:br/>
+        <w:t xml:space="preserve">        await this.service.step02Update(state, manager);</w:t>
+        <w:br/>
+        <w:t xml:space="preserve">        // ขั้นที่ 3 (decision): dataName ตรง sta_update_compensate ไหม? · TODO: คิวว่าง = จบแบบ SUCCESS</w:t>
+        <w:br/>
+        <w:t xml:space="preserve">        const ok03 = await this.service.check03Update(state);</w:t>
+        <w:br/>
+        <w:t xml:space="preserve">        if (!ok03) { // NO → จบการทำงาน</w:t>
+        <w:br/>
+        <w:t xml:space="preserve">          throw new JobSkippedError('NO branch'); // ใน transaction: โยนออกเพื่อ rollback</w:t>
+        <w:br/>
+        <w:t xml:space="preserve">          // runner จับ JobSkippedError แล้วสรุปเป็น SKIPPED (ไม่ใช่ FAILED)</w:t>
+        <w:br/>
+        <w:t xml:space="preserve">        }</w:t>
+        <w:br/>
+        <w:t xml:space="preserve">        // ขั้นที่ 4: ตรวจ envelope: dataType/dataName/sender/sentAt + schema ของ dataMessage · TODO: ผิดรูป = เข้า DLQ</w:t>
+        <w:br/>
+        <w:t xml:space="preserve">        await this.service.step04Validate(state, manager);</w:t>
+        <w:br/>
+        <w:t xml:space="preserve">        // ขั้นที่ 5: กันซ้ำด้วย sgi_interface_transactions (direction IN) · TODO: business_key + period_key เดิม = ack ทิ้ง</w:t>
+        <w:br/>
+        <w:t xml:space="preserve">        await this.service.step05Process(state, manager);</w:t>
         <w:br/>
         <w:t xml:space="preserve">        // ขั้นที่ 6: อัปเดต forecast_amount / adjust_amount ของงวดที่ระบุ ใน transaction · TODO: impactStatus Z = ยอดศูนย์ · W = ไม่ศูนย์</w:t>
         <w:br/>
         <w:t xml:space="preserve">        await this.service.step06Update(state, manager);</w:t>
         <w:br/>
-        <w:t xml:space="preserve">        // ขั้นที่ 7: จบงาน — exit code บอกผลให้ AWS Batch (ack/nack เป็นหน้าที่ของ consumer) · TODO: commit ไม่ผ่าน = nack + requeue</w:t>
+        <w:t xml:space="preserve">        // ขั้นที่ 7: commit สำเร็จ = ack · ล้มเหลว = nack + requeue หรือส่งเข้า DLQ · TODO: job เป็นผู้ตัดสินใจ ack/nack เอง (มติ 2026-09-12)</w:t>
         <w:br/>
         <w:t xml:space="preserve">        await this.service.step07Commit(state, manager);</w:t>
         <w:br/>
@@ -11661,7 +11651,13 @@
         <w:t xml:space="preserve">  constructor(@Inject('DATA_SOURCE') private readonly dataSource: DataSource) {}</w:t>
         <w:br/>
         <w:br/>
-        <w:t xml:space="preserve">  async runExclusive&lt;T&gt;(jobNo: string, fn: () =&gt; Promise&lt;T&gt;): Promise&lt;T | { status: 'SKIPPED_LOCKED' }&gt; {</w:t>
+        <w:t xml:space="preserve">  // period = งวดที่รอบนี้ทำงาน ('YYYY-MM') — เป็นส่วนหนึ่งของคีย์ล็อก ไม่ใช่แค่หมายเลข job</w:t>
+        <w:br/>
+        <w:t xml:space="preserve">  // (เจอจริง 2026-09-09: ล็อกด้วย jobNo อย่างเดียว = คนละงวดก็รันพร้อมกันไม่ได้</w:t>
+        <w:br/>
+        <w:t xml:space="preserve">  //  ทั้งที่เอกสารระบุว่าคนละงวดต้องรันขนานกันได้ · ส่ง period = null ถ้าต้องการล็อกทั้ง job)</w:t>
+        <w:br/>
+        <w:t xml:space="preserve">  async runExclusive&lt;T&gt;(jobNo: string, period: string | null, fn: () =&gt; Promise&lt;T&gt;): Promise&lt;T | { status: 'SKIPPED_LOCKED' }&gt; {</w:t>
         <w:br/>
         <w:t xml:space="preserve">    // TODO: ต้องใช้ QueryRunner (connection เดียวบน master) — dataSource.query() ของโปรเจกต์นี้</w:t>
         <w:br/>
@@ -11671,7 +11667,19 @@
         <w:br/>
         <w:t xml:space="preserve">    await runner.connect();</w:t>
         <w:br/>
-        <w:t xml:space="preserve">    const objectId = JOB_LOCK_KEYS[jobNo];</w:t>
+        <w:t xml:space="preserve">    // pg_try_advisory_lock(int4, int4) — objectId ต้องอยู่ในช่วง int4</w:t>
+        <w:br/>
+        <w:t xml:space="preserve">    //   ล็อกทั้ง job : objectId = JOB_LOCK_KEYS[jobNo]</w:t>
+        <w:br/>
+        <w:t xml:space="preserve">    //   ล็อกรายงวด  : ผสมงวดเข้าไปด้วย hashtext() แล้วบีบให้อยู่ในช่วงที่ปลอดภัย</w:t>
+        <w:br/>
+        <w:t xml:space="preserve">    const baseId = JOB_LOCK_KEYS[jobNo];</w:t>
+        <w:br/>
+        <w:t xml:space="preserve">    const objectId = period === null ? baseId</w:t>
+        <w:br/>
+        <w:t xml:space="preserve">      : (await runner.query('SELECT (hashtext($1) &amp; 2147483647) % 1000000 + $2 * 1000000 AS id',</w:t>
+        <w:br/>
+        <w:t xml:space="preserve">                            [period, baseId]))[0].id;</w:t>
         <w:br/>
         <w:t xml:space="preserve">    try {</w:t>
         <w:br/>
@@ -11687,7 +11695,7 @@
         <w:br/>
         <w:t xml:space="preserve">        // TODO: รอบนี้ข้ามไปเฉย ๆ ไม่ถือเป็น error และไม่ต้องส่งอีเมล</w:t>
         <w:br/>
-        <w:t xml:space="preserve">        this.logger.warn(JSON.stringify({ event: 'job.skipped.locked', jobNo }));</w:t>
+        <w:t xml:space="preserve">        this.logger.warn(JSON.stringify({ event: 'job.skipped.locked', jobNo, period }));</w:t>
         <w:br/>
         <w:t xml:space="preserve">        return { status: 'SKIPPED_LOCKED' };</w:t>
         <w:br/>
@@ -12224,7 +12232,7 @@
         <w:br/>
         <w:t>ON CONFLICT (/* ยังใช้ไม่ได้ — ดูหมายเหตุด้านบน */)</w:t>
         <w:br/>
-        <w:t>DO UPDATE SET impact_process_id = EXCLUDED.impact_process_id, impacted_store_code = EXCLUDED.impacted_store_code, compensate_seq = EXCLUDED.compensate_seq, compensate_seq_no = EXCLUDED.compensate_seq_no, compensate_month = EXCLUDED.compensate_month, compensate_year = EXCLUDED.compensate_year, adjust_amount = EXCLUDED.adjust_amount, approve_date = EXCLUDED.approve_date, compensate_comment = EXCLUDED.compensate_comment, compensate_status = EXCLUDED.compensate_status, created_by = EXCLUDED.created_by, forecast_amount = EXCLUDED.forecast_amount, stmt_month = EXCLUDED.stmt_month, stmt_year = EXCLUDED.stmt_year, updated_by = EXCLUDED.updated_by,</w:t>
+        <w:t>DO UPDATE SET impact_process_id = EXCLUDED.impact_process_id, impacted_store_code = EXCLUDED.impacted_store_code, compensate_seq = EXCLUDED.compensate_seq, compensate_seq_no = EXCLUDED.compensate_seq_no, compensate_month = EXCLUDED.compensate_month, compensate_year = EXCLUDED.compensate_year, adjust_amount = EXCLUDED.adjust_amount, approve_date = EXCLUDED.approve_date, compensate_comment = EXCLUDED.compensate_comment, compensate_status = EXCLUDED.compensate_status, created_by = EXCLUDED.created_by, forecast_amount = EXCLUDED.forecast_amount, stmt_month = EXCLUDED.stmt_month, stmt_year = EXCLUDED.stmt_year,</w:t>
         <w:br/>
         <w:t xml:space="preserve">       updated_at = NOW(), updated_by = 'JOB11';</w:t>
         <w:br/>
@@ -12449,13 +12457,34 @@
         <w:keepLines/>
       </w:pPr>
       <w:r>
-        <w:t xml:space="preserve">สั่งรันนอกรอบผ่าน CLI/runbook เท่านั้น (ไม่มีหน้าจอและไม่มี Job Admin API): </w:t>
+        <w:t xml:space="preserve">สั่งรันนอกรอบผ่าน CLI/runbook เท่านั้น (ไม่มีหน้าจอและไม่มี Job Admin API) — local: </w:t>
       </w:r>
       <w:r>
         <w:rPr>
           <w:rFonts w:ascii="Courier New" w:hAnsi="Courier New" w:eastAsia="Courier New" w:cs="Tahoma"/>
         </w:rPr>
-        <w:t>node dist/batch/cli.js --job=11 --period=&lt;YYYYMM&gt;</w:t>
+        <w:t>JOB_NAME=sgi-consume-sta-compensate INPUT='{"year":2026,"month":6}' npm run start</w:t>
+      </w:r>
+      <w:r>
+        <w:t xml:space="preserve"> · AWS Batch: </w:t>
+      </w:r>
+      <w:r>
+        <w:rPr>
+          <w:rFonts w:ascii="Courier New" w:hAnsi="Courier New" w:eastAsia="Courier New" w:cs="Tahoma"/>
+        </w:rPr>
+        <w:t>node dist/main.js '{"year":2026,"month":6}' sgi-consume-sta-compensate</w:t>
+      </w:r>
+      <w:r>
+        <w:t xml:space="preserve"> (quote เดี่ยวครอบ JSON เสมอ) · ตรวจผลด้วย </w:t>
+      </w:r>
+      <w:r>
+        <w:rPr>
+          <w:rFonts w:ascii="Courier New" w:hAnsi="Courier New" w:eastAsia="Courier New" w:cs="Tahoma"/>
+        </w:rPr>
+        <w:t>echo $?</w:t>
+      </w:r>
+      <w:r>
+        <w:t xml:space="preserve"> ต้องเป็น 0 เมื่อสำเร็จ</w:t>
       </w:r>
     </w:p>
     <w:p>
@@ -12679,7 +12708,7 @@
                 <w:rFonts w:ascii="Arial" w:hAnsi="Arial" w:eastAsia="Arial" w:cs="Tahoma"/>
                 <w:sz w:val="18"/>
               </w:rPr>
-              <w:t>รับ INPUT = envelope ที่ store-consumer ส่งมา (ไม่ต่อ RabbitMQ เอง · มติ 2026-09-08) (exchange sgi.interface)</w:t>
+              <w:t>consume ข้อความจากคิว sta_update_compensate เอง (มติ 2026-09-12) (exchange sgi.interface · job คุม prefetch/ack/nack เอง)</w:t>
             </w:r>
           </w:p>
         </w:tc>
@@ -12954,7 +12983,7 @@
                 <w:rFonts w:ascii="Arial" w:hAnsi="Arial" w:eastAsia="Arial" w:cs="Tahoma"/>
                 <w:sz w:val="18"/>
               </w:rPr>
-              <w:t>จบงาน — exit code บอกผลให้ AWS Batch (ack/nack เป็นหน้าที่ของ consumer) (commit ไม่ผ่าน = nack + requeue)</w:t>
+              <w:t>commit สำเร็จ = ack · ล้มเหลว = nack + requeue หรือส่งเข้า DLQ (job เป็นผู้ตัดสินใจ ack/nack เอง (มติ 2026-09-12))</w:t>
             </w:r>
           </w:p>
         </w:tc>
